--- a/templates/seoul_dj_indiv.docx
+++ b/templates/seoul_dj_indiv.docx
@@ -994,7 +994,15 @@
                 <w:sz w:val="18"/>
                 <w:szCs w:val="18"/>
               </w:rPr>
-              <w:t xml:space="preserve">계약금 </w:t>
+              <w:t>출연료</w:t>
+            </w:r>
+            <w:r>
+              <w:rPr>
+                <w:rFonts w:ascii="맑은 고딕" w:eastAsia="맑은 고딕" w:hAnsi="맑은 고딕" w:cs="맑은 고딕" w:hint="eastAsia"/>
+                <w:sz w:val="18"/>
+                <w:szCs w:val="18"/>
+              </w:rPr>
+              <w:t xml:space="preserve"> </w:t>
             </w:r>
             <w:r>
               <w:rPr>
@@ -1149,42 +1157,7 @@
                 <w:sz w:val="18"/>
                 <w:szCs w:val="18"/>
               </w:rPr>
-              <w:t>전체 금액의 50%</w:t>
-            </w:r>
-          </w:p>
-        </w:tc>
-      </w:tr>
-      <w:tr>
-        <w:tc>
-          <w:tcPr>
-            <w:tcW w:w="1418" w:type="dxa"/>
-            <w:vAlign w:val="center"/>
-          </w:tcPr>
-          <w:p>
-            <w:pPr>
-              <w:spacing w:after="0"/>
-              <w:jc w:val="center"/>
-              <w:rPr>
-                <w:rFonts w:ascii="맑은 고딕" w:eastAsia="맑은 고딕" w:hAnsi="맑은 고딕" w:cs="맑은 고딕"/>
-                <w:sz w:val="18"/>
-                <w:szCs w:val="18"/>
-              </w:rPr>
-            </w:pPr>
-            <w:r>
-              <w:rPr>
-                <w:rFonts w:ascii="맑은 고딕" w:eastAsia="맑은 고딕" w:hAnsi="맑은 고딕" w:cs="맑은 고딕" w:hint="eastAsia"/>
-                <w:sz w:val="18"/>
-                <w:szCs w:val="18"/>
-              </w:rPr>
-              <w:t xml:space="preserve">잔금 </w:t>
-            </w:r>
-            <w:r>
-              <w:rPr>
-                <w:rFonts w:ascii="맑은 고딕" w:eastAsia="맑은 고딕" w:hAnsi="맑은 고딕" w:cs="맑은 고딕"/>
-                <w:sz w:val="18"/>
-                <w:szCs w:val="18"/>
-              </w:rPr>
-              <w:br/>
+              <w:t xml:space="preserve">전체 금액의 </w:t>
             </w:r>
             <w:r>
               <w:rPr>
@@ -1192,32 +1165,7 @@
                 <w:sz w:val="18"/>
                 <w:szCs w:val="18"/>
               </w:rPr>
-              <w:t>지급일</w:t>
-            </w:r>
-          </w:p>
-        </w:tc>
-        <w:tc>
-          <w:tcPr>
-            <w:tcW w:w="2693" w:type="dxa"/>
-            <w:vAlign w:val="center"/>
-          </w:tcPr>
-          <w:p>
-            <w:pPr>
-              <w:spacing w:after="0"/>
-              <w:jc w:val="center"/>
-              <w:rPr>
-                <w:rFonts w:ascii="맑은 고딕" w:eastAsia="맑은 고딕" w:hAnsi="맑은 고딕" w:cs="맑은 고딕"/>
-                <w:sz w:val="18"/>
-                <w:szCs w:val="18"/>
-              </w:rPr>
-            </w:pPr>
-            <w:r>
-              <w:rPr>
-                <w:rFonts w:ascii="맑은 고딕" w:eastAsia="맑은 고딕" w:hAnsi="맑은 고딕" w:cs="맑은 고딕"/>
-                <w:sz w:val="18"/>
-                <w:szCs w:val="18"/>
-              </w:rPr>
-              <w:t>00</w:t>
+              <w:t>100</w:t>
             </w:r>
             <w:r>
               <w:rPr>
@@ -1225,180 +1173,7 @@
                 <w:sz w:val="18"/>
                 <w:szCs w:val="18"/>
               </w:rPr>
-              <w:t>,</w:t>
-            </w:r>
-            <w:r>
-              <w:rPr>
-                <w:rFonts w:ascii="맑은 고딕" w:eastAsia="맑은 고딕" w:hAnsi="맑은 고딕" w:cs="맑은 고딕"/>
-                <w:sz w:val="18"/>
-                <w:szCs w:val="18"/>
-              </w:rPr>
-              <w:t>0</w:t>
-            </w:r>
-            <w:r>
-              <w:rPr>
-                <w:rFonts w:ascii="맑은 고딕" w:eastAsia="맑은 고딕" w:hAnsi="맑은 고딕" w:cs="맑은 고딕" w:hint="eastAsia"/>
-                <w:sz w:val="18"/>
-                <w:szCs w:val="18"/>
-              </w:rPr>
-              <w:t xml:space="preserve">00,000원 </w:t>
-            </w:r>
-            <w:r>
-              <w:rPr>
-                <w:rFonts w:ascii="맑은 고딕" w:eastAsia="맑은 고딕" w:hAnsi="맑은 고딕" w:cs="맑은 고딕"/>
-                <w:sz w:val="18"/>
-                <w:szCs w:val="18"/>
-              </w:rPr>
-              <w:br/>
-            </w:r>
-            <w:r>
-              <w:rPr>
-                <w:rFonts w:ascii="맑은 고딕" w:eastAsia="맑은 고딕" w:hAnsi="맑은 고딕" w:cs="맑은 고딕" w:hint="eastAsia"/>
-                <w:sz w:val="18"/>
-                <w:szCs w:val="18"/>
-              </w:rPr>
-              <w:t xml:space="preserve">(금 </w:t>
-            </w:r>
-            <w:r>
-              <w:rPr>
-                <w:rFonts w:ascii="맑은 고딕" w:eastAsia="맑은 고딕" w:hAnsi="맑은 고딕" w:cs="맑은 고딕"/>
-                <w:sz w:val="18"/>
-                <w:szCs w:val="18"/>
-              </w:rPr>
-              <w:t>0000</w:t>
-            </w:r>
-            <w:r>
-              <w:rPr>
-                <w:rFonts w:ascii="맑은 고딕" w:eastAsia="맑은 고딕" w:hAnsi="맑은 고딕" w:cs="맑은 고딕" w:hint="eastAsia"/>
-                <w:sz w:val="18"/>
-                <w:szCs w:val="18"/>
-              </w:rPr>
-              <w:t>만</w:t>
-            </w:r>
-            <w:r>
-              <w:rPr>
-                <w:rFonts w:ascii="맑은 고딕" w:eastAsia="맑은 고딕" w:hAnsi="맑은 고딕" w:cs="맑은 고딕" w:hint="eastAsia"/>
-                <w:sz w:val="18"/>
-                <w:szCs w:val="18"/>
-              </w:rPr>
-              <w:t>원)</w:t>
-            </w:r>
-          </w:p>
-        </w:tc>
-        <w:tc>
-          <w:tcPr>
-            <w:tcW w:w="2608" w:type="dxa"/>
-            <w:vAlign w:val="center"/>
-          </w:tcPr>
-          <w:p>
-            <w:pPr>
-              <w:spacing w:after="0"/>
-              <w:jc w:val="center"/>
-              <w:rPr>
-                <w:rFonts w:ascii="맑은 고딕" w:eastAsia="맑은 고딕" w:hAnsi="맑은 고딕" w:cs="맑은 고딕"/>
-                <w:sz w:val="18"/>
-                <w:szCs w:val="18"/>
-              </w:rPr>
-            </w:pPr>
-            <w:r>
-              <w:rPr>
-                <w:rFonts w:ascii="맑은 고딕" w:eastAsia="맑은 고딕" w:hAnsi="맑은 고딕" w:cs="맑은 고딕" w:hint="eastAsia"/>
-                <w:sz w:val="18"/>
-                <w:szCs w:val="18"/>
-              </w:rPr>
-              <w:t>공연 2주 전 지급</w:t>
-            </w:r>
-          </w:p>
-          <w:p>
-            <w:pPr>
-              <w:spacing w:after="0"/>
-              <w:jc w:val="center"/>
-              <w:rPr>
-                <w:rFonts w:ascii="맑은 고딕" w:eastAsia="맑은 고딕" w:hAnsi="맑은 고딕" w:cs="맑은 고딕"/>
-                <w:sz w:val="18"/>
-                <w:szCs w:val="18"/>
-              </w:rPr>
-            </w:pPr>
-            <w:r>
-              <w:rPr>
-                <w:rFonts w:ascii="맑은 고딕" w:eastAsia="맑은 고딕" w:hAnsi="맑은 고딕" w:cs="맑은 고딕" w:hint="eastAsia"/>
-                <w:sz w:val="18"/>
-                <w:szCs w:val="18"/>
-              </w:rPr>
-              <w:t>(202</w:t>
-            </w:r>
-            <w:r>
-              <w:rPr>
-                <w:rFonts w:ascii="맑은 고딕" w:eastAsia="맑은 고딕" w:hAnsi="맑은 고딕" w:cs="맑은 고딕" w:hint="eastAsia"/>
-                <w:sz w:val="18"/>
-                <w:szCs w:val="18"/>
-              </w:rPr>
-              <w:t>6</w:t>
-            </w:r>
-            <w:r>
-              <w:rPr>
-                <w:rFonts w:ascii="맑은 고딕" w:eastAsia="맑은 고딕" w:hAnsi="맑은 고딕" w:cs="맑은 고딕" w:hint="eastAsia"/>
-                <w:sz w:val="18"/>
-                <w:szCs w:val="18"/>
-              </w:rPr>
-              <w:t xml:space="preserve">년 </w:t>
-            </w:r>
-            <w:r>
-              <w:rPr>
-                <w:rFonts w:ascii="맑은 고딕" w:eastAsia="맑은 고딕" w:hAnsi="맑은 고딕" w:cs="맑은 고딕" w:hint="eastAsia"/>
-                <w:sz w:val="18"/>
-                <w:szCs w:val="18"/>
-              </w:rPr>
-              <w:t>7</w:t>
-            </w:r>
-            <w:r>
-              <w:rPr>
-                <w:rFonts w:ascii="맑은 고딕" w:eastAsia="맑은 고딕" w:hAnsi="맑은 고딕" w:cs="맑은 고딕" w:hint="eastAsia"/>
-                <w:sz w:val="18"/>
-                <w:szCs w:val="18"/>
-              </w:rPr>
-              <w:t xml:space="preserve">월 </w:t>
-            </w:r>
-            <w:r>
-              <w:rPr>
-                <w:rFonts w:ascii="맑은 고딕" w:eastAsia="맑은 고딕" w:hAnsi="맑은 고딕" w:cs="맑은 고딕" w:hint="eastAsia"/>
-                <w:sz w:val="18"/>
-                <w:szCs w:val="18"/>
-              </w:rPr>
-              <w:t>10</w:t>
-            </w:r>
-            <w:r>
-              <w:rPr>
-                <w:rFonts w:ascii="맑은 고딕" w:eastAsia="맑은 고딕" w:hAnsi="맑은 고딕" w:cs="맑은 고딕" w:hint="eastAsia"/>
-                <w:sz w:val="18"/>
-                <w:szCs w:val="18"/>
-              </w:rPr>
-              <w:t>일 이내)</w:t>
-            </w:r>
-          </w:p>
-        </w:tc>
-        <w:tc>
-          <w:tcPr>
-            <w:tcW w:w="1928" w:type="dxa"/>
-            <w:vAlign w:val="center"/>
-          </w:tcPr>
-          <w:p>
-            <w:pPr>
-              <w:spacing w:after="0"/>
-              <w:jc w:val="center"/>
-              <w:rPr>
-                <w:rFonts w:ascii="맑은 고딕" w:eastAsia="맑은 고딕" w:hAnsi="맑은 고딕" w:cs="맑은 고딕"/>
-                <w:sz w:val="18"/>
-                <w:szCs w:val="18"/>
-              </w:rPr>
-            </w:pPr>
-            <w:r>
-              <w:rPr>
-                <w:rFonts w:ascii="맑은 고딕" w:eastAsia="맑은 고딕" w:hAnsi="맑은 고딕" w:cs="맑은 고딕" w:hint="eastAsia"/>
-                <w:sz w:val="18"/>
-                <w:szCs w:val="18"/>
-              </w:rPr>
-              <w:t>전체 금액의 50%</w:t>
+              <w:t>%</w:t>
             </w:r>
           </w:p>
         </w:tc>
@@ -1594,7 +1369,7 @@
                 <w:sz w:val="18"/>
                 <w:szCs w:val="18"/>
               </w:rPr>
-              <w:t>은행명</w:t>
+              <w:t>은행명 :</w:t>
             </w:r>
             <w:proofErr w:type="spellEnd"/>
             <w:r>
@@ -1604,7 +1379,7 @@
                 <w:sz w:val="18"/>
                 <w:szCs w:val="18"/>
               </w:rPr>
-              <w:t xml:space="preserve"> : </w:t>
+              <w:t xml:space="preserve"> </w:t>
             </w:r>
           </w:p>
           <w:p>
@@ -1792,7 +1567,6 @@
           <w:bCs/>
           <w:color w:val="000000" w:themeColor="text1"/>
         </w:rPr>
-        <w:lastRenderedPageBreak/>
         <w:t xml:space="preserve">전염병으로 인하여 본 행사가 취소 또는 연기될 시 위약금 없이 ‘갑’과 ‘을’은 </w:t>
       </w:r>
       <w:r>
@@ -1827,6 +1601,7 @@
           <w:b/>
           <w:color w:val="000000" w:themeColor="text1"/>
         </w:rPr>
+        <w:lastRenderedPageBreak/>
         <w:t xml:space="preserve">제 </w:t>
       </w:r>
       <w:r>
@@ -2933,7 +2708,6 @@
           <w:bCs/>
           <w:color w:val="000000" w:themeColor="text1"/>
         </w:rPr>
-        <w:lastRenderedPageBreak/>
         <w:t>‘</w:t>
       </w:r>
       <w:r>
@@ -3142,6 +2916,7 @@
           <w:bCs/>
           <w:color w:val="000000" w:themeColor="text1"/>
         </w:rPr>
+        <w:lastRenderedPageBreak/>
         <w:t xml:space="preserve">‘을’은 본 </w:t>
       </w:r>
       <w:r>
@@ -4776,7 +4551,6 @@
           <w:szCs w:val="22"/>
           <w:bdr w:val="none" w:sz="0" w:space="0" w:color="auto"/>
         </w:rPr>
-        <w:lastRenderedPageBreak/>
         <w:t>정당한 이유 없이 본 계약서의 사항들을 ‘갑’이 위반했을 때에는 절차에 의하여 ‘갑’은 ‘을’ 에게 약정된 출연료 전액을 지</w:t>
       </w:r>
       <w:r>
@@ -4925,6 +4699,7 @@
           <w:szCs w:val="22"/>
           <w:bdr w:val="none" w:sz="0" w:space="0" w:color="auto"/>
         </w:rPr>
+        <w:lastRenderedPageBreak/>
         <w:t>불가항력의 사유 이외에 ‘갑’의 귀책사유로 본 행사가 연기 될 경우 ‘을’은 조정 된 일시에 출연할 수 있도록 최대한 협조하되 출연이 불가능할 경우에도 지급받은 출연료를 반환 할 의무가 없다.</w:t>
       </w:r>
     </w:p>
@@ -5181,7 +4956,7 @@
         <w:spacing w:before="280" w:after="0"/>
         <w:jc w:val="center"/>
         <w:rPr>
-          <w:rFonts w:ascii="맑은 고딕" w:eastAsia="맑은 고딕" w:hAnsi="맑은 고딕" w:hint="eastAsia"/>
+          <w:rFonts w:ascii="맑은 고딕" w:eastAsia="맑은 고딕" w:hAnsi="맑은 고딕"/>
           <w:b/>
           <w:color w:val="000000" w:themeColor="text1"/>
         </w:rPr>
@@ -5208,7 +4983,7 @@
           <w:b/>
           <w:color w:val="000000" w:themeColor="text1"/>
         </w:rPr>
-        <w:t xml:space="preserve">년   </w:t>
+        <w:t xml:space="preserve">년  </w:t>
       </w:r>
       <w:r>
         <w:rPr>
@@ -5216,7 +4991,7 @@
           <w:b/>
           <w:color w:val="000000" w:themeColor="text1"/>
         </w:rPr>
-        <w:t>3</w:t>
+        <w:t>5</w:t>
       </w:r>
       <w:r>
         <w:rPr>
@@ -5503,7 +5278,7 @@
       <w:pPr>
         <w:spacing w:after="0"/>
         <w:rPr>
-          <w:rFonts w:ascii="맑은 고딕" w:eastAsia="맑은 고딕" w:hAnsi="맑은 고딕" w:cs="Arial" w:hint="eastAsia"/>
+          <w:rFonts w:ascii="맑은 고딕" w:eastAsia="맑은 고딕" w:hAnsi="맑은 고딕" w:cs="Arial"/>
           <w:bCs/>
         </w:rPr>
       </w:pPr>
@@ -5536,29 +5311,6 @@
           <w:bCs/>
         </w:rPr>
         <w:t xml:space="preserve">: </w:t>
-      </w:r>
-    </w:p>
-    <w:p>
-      <w:pPr>
-        <w:spacing w:after="0"/>
-        <w:rPr>
-          <w:rFonts w:ascii="맑은 고딕" w:eastAsia="맑은 고딕" w:hAnsi="맑은 고딕"/>
-          <w:bCs/>
-        </w:rPr>
-      </w:pPr>
-      <w:r>
-        <w:rPr>
-          <w:rFonts w:ascii="맑은 고딕" w:eastAsia="맑은 고딕" w:hAnsi="맑은 고딕" w:hint="eastAsia"/>
-          <w:bCs/>
-        </w:rPr>
-        <w:t>사업자등록번호:</w:t>
-      </w:r>
-      <w:r>
-        <w:rPr>
-          <w:rFonts w:ascii="맑은 고딕" w:eastAsia="맑은 고딕" w:hAnsi="맑은 고딕" w:hint="eastAsia"/>
-          <w:bCs/>
-        </w:rPr>
-        <w:t xml:space="preserve"> </w:t>
       </w:r>
     </w:p>
     <w:p>
@@ -13595,7 +13347,7 @@
   <w:num w:numId="5" w16cid:durableId="426657102">
     <w:abstractNumId w:val="21"/>
     <w:lvlOverride w:ilvl="0">
-      <w:lvl w:ilvl="0" w:tplc="72385E36">
+      <w:lvl w:ilvl="0" w:tplc="AC1AD216">
         <w:start w:val="1"/>
         <w:numFmt w:val="decimal"/>
         <w:lvlText w:val="%1."/>
@@ -13627,7 +13379,7 @@
       </w:lvl>
     </w:lvlOverride>
     <w:lvlOverride w:ilvl="1">
-      <w:lvl w:ilvl="1" w:tplc="C9729380">
+      <w:lvl w:ilvl="1" w:tplc="46F48872">
         <w:start w:val="1"/>
         <w:numFmt w:val="upperLetter"/>
         <w:lvlText w:val="%2."/>
@@ -13659,7 +13411,7 @@
       </w:lvl>
     </w:lvlOverride>
     <w:lvlOverride w:ilvl="2">
-      <w:lvl w:ilvl="2" w:tplc="05DC11B4">
+      <w:lvl w:ilvl="2" w:tplc="FE801CB0">
         <w:start w:val="1"/>
         <w:numFmt w:val="lowerRoman"/>
         <w:lvlText w:val="%3."/>
@@ -13691,7 +13443,7 @@
       </w:lvl>
     </w:lvlOverride>
     <w:lvlOverride w:ilvl="3">
-      <w:lvl w:ilvl="3" w:tplc="6B7E33E8">
+      <w:lvl w:ilvl="3" w:tplc="0A68B2F2">
         <w:start w:val="1"/>
         <w:numFmt w:val="decimal"/>
         <w:lvlText w:val="%4."/>
@@ -13723,7 +13475,7 @@
       </w:lvl>
     </w:lvlOverride>
     <w:lvlOverride w:ilvl="4">
-      <w:lvl w:ilvl="4" w:tplc="C7DCC152">
+      <w:lvl w:ilvl="4" w:tplc="6A2ECBAC">
         <w:start w:val="1"/>
         <w:numFmt w:val="upperLetter"/>
         <w:lvlText w:val="%5."/>
@@ -13755,7 +13507,7 @@
       </w:lvl>
     </w:lvlOverride>
     <w:lvlOverride w:ilvl="5">
-      <w:lvl w:ilvl="5" w:tplc="1C10E5EE">
+      <w:lvl w:ilvl="5" w:tplc="003A1ADE">
         <w:start w:val="1"/>
         <w:numFmt w:val="lowerRoman"/>
         <w:lvlText w:val="%6."/>
@@ -13787,7 +13539,7 @@
       </w:lvl>
     </w:lvlOverride>
     <w:lvlOverride w:ilvl="6">
-      <w:lvl w:ilvl="6" w:tplc="9C7A745C">
+      <w:lvl w:ilvl="6" w:tplc="F4CE2400">
         <w:start w:val="1"/>
         <w:numFmt w:val="decimal"/>
         <w:lvlText w:val="%7."/>
@@ -13819,7 +13571,7 @@
       </w:lvl>
     </w:lvlOverride>
     <w:lvlOverride w:ilvl="7">
-      <w:lvl w:ilvl="7" w:tplc="8F10D1F6">
+      <w:lvl w:ilvl="7" w:tplc="845A0074">
         <w:start w:val="1"/>
         <w:numFmt w:val="upperLetter"/>
         <w:lvlText w:val="%8."/>
@@ -13851,7 +13603,7 @@
       </w:lvl>
     </w:lvlOverride>
     <w:lvlOverride w:ilvl="8">
-      <w:lvl w:ilvl="8" w:tplc="45D2FD98">
+      <w:lvl w:ilvl="8" w:tplc="B12A13C8">
         <w:start w:val="1"/>
         <w:numFmt w:val="lowerRoman"/>
         <w:lvlText w:val="%9."/>
@@ -13904,7 +13656,7 @@
   <w:num w:numId="12" w16cid:durableId="269094958">
     <w:abstractNumId w:val="19"/>
     <w:lvlOverride w:ilvl="0">
-      <w:lvl w:ilvl="0" w:tplc="FAF89106">
+      <w:lvl w:ilvl="0" w:tplc="9CC4A23A">
         <w:start w:val="1"/>
         <w:numFmt w:val="decimal"/>
         <w:lvlText w:val="%1."/>
@@ -13931,7 +13683,7 @@
       </w:lvl>
     </w:lvlOverride>
     <w:lvlOverride w:ilvl="1">
-      <w:lvl w:ilvl="1" w:tplc="FAFC211A">
+      <w:lvl w:ilvl="1" w:tplc="2A0EE228">
         <w:start w:val="1"/>
         <w:numFmt w:val="upperLetter"/>
         <w:lvlText w:val="%2."/>
@@ -13958,7 +13710,7 @@
       </w:lvl>
     </w:lvlOverride>
     <w:lvlOverride w:ilvl="2">
-      <w:lvl w:ilvl="2" w:tplc="24B20C14">
+      <w:lvl w:ilvl="2" w:tplc="BC465A20">
         <w:start w:val="1"/>
         <w:numFmt w:val="lowerRoman"/>
         <w:lvlText w:val="%3."/>
@@ -13985,7 +13737,7 @@
       </w:lvl>
     </w:lvlOverride>
     <w:lvlOverride w:ilvl="3">
-      <w:lvl w:ilvl="3" w:tplc="A186300C">
+      <w:lvl w:ilvl="3" w:tplc="F384BAE6">
         <w:start w:val="1"/>
         <w:numFmt w:val="decimal"/>
         <w:lvlText w:val="%4."/>
@@ -14012,7 +13764,7 @@
       </w:lvl>
     </w:lvlOverride>
     <w:lvlOverride w:ilvl="4">
-      <w:lvl w:ilvl="4" w:tplc="A504F78E">
+      <w:lvl w:ilvl="4" w:tplc="7FB83952">
         <w:start w:val="1"/>
         <w:numFmt w:val="upperLetter"/>
         <w:lvlText w:val="%5."/>
@@ -14039,7 +13791,7 @@
       </w:lvl>
     </w:lvlOverride>
     <w:lvlOverride w:ilvl="5">
-      <w:lvl w:ilvl="5" w:tplc="CF08037A">
+      <w:lvl w:ilvl="5" w:tplc="7E96A280">
         <w:start w:val="1"/>
         <w:numFmt w:val="lowerRoman"/>
         <w:lvlText w:val="%6."/>
@@ -14066,7 +13818,7 @@
       </w:lvl>
     </w:lvlOverride>
     <w:lvlOverride w:ilvl="6">
-      <w:lvl w:ilvl="6" w:tplc="BA5E4D76">
+      <w:lvl w:ilvl="6" w:tplc="A3322EDE">
         <w:start w:val="1"/>
         <w:numFmt w:val="decimal"/>
         <w:lvlText w:val="%7."/>
@@ -14093,7 +13845,7 @@
       </w:lvl>
     </w:lvlOverride>
     <w:lvlOverride w:ilvl="7">
-      <w:lvl w:ilvl="7" w:tplc="3E301382">
+      <w:lvl w:ilvl="7" w:tplc="77D0045E">
         <w:start w:val="1"/>
         <w:numFmt w:val="upperLetter"/>
         <w:lvlText w:val="%8."/>
@@ -14120,7 +13872,7 @@
       </w:lvl>
     </w:lvlOverride>
     <w:lvlOverride w:ilvl="8">
-      <w:lvl w:ilvl="8" w:tplc="A3DCCFBE">
+      <w:lvl w:ilvl="8" w:tplc="C9F44AEA">
         <w:start w:val="1"/>
         <w:numFmt w:val="lowerRoman"/>
         <w:lvlText w:val="%9."/>
@@ -14162,7 +13914,7 @@
   <w:num w:numId="17" w16cid:durableId="1729645066">
     <w:abstractNumId w:val="0"/>
     <w:lvlOverride w:ilvl="0">
-      <w:lvl w:ilvl="0" w:tplc="D908C756">
+      <w:lvl w:ilvl="0" w:tplc="F4C0288C">
         <w:start w:val="1"/>
         <w:numFmt w:val="decimal"/>
         <w:lvlText w:val="%1)"/>
@@ -14192,7 +13944,7 @@
       </w:lvl>
     </w:lvlOverride>
     <w:lvlOverride w:ilvl="1">
-      <w:lvl w:ilvl="1" w:tplc="B2E8FE80">
+      <w:lvl w:ilvl="1" w:tplc="F4F062EE">
         <w:start w:val="1"/>
         <w:numFmt w:val="upperLetter"/>
         <w:lvlText w:val="%2."/>
@@ -14222,7 +13974,7 @@
       </w:lvl>
     </w:lvlOverride>
     <w:lvlOverride w:ilvl="2">
-      <w:lvl w:ilvl="2" w:tplc="423E9EBA">
+      <w:lvl w:ilvl="2" w:tplc="E3B2C2B8">
         <w:start w:val="1"/>
         <w:numFmt w:val="lowerRoman"/>
         <w:lvlText w:val="%3."/>
@@ -14252,7 +14004,7 @@
       </w:lvl>
     </w:lvlOverride>
     <w:lvlOverride w:ilvl="3">
-      <w:lvl w:ilvl="3" w:tplc="C6FE9B7C">
+      <w:lvl w:ilvl="3" w:tplc="7F00AEB2">
         <w:start w:val="1"/>
         <w:numFmt w:val="decimal"/>
         <w:lvlText w:val="%4."/>
@@ -14282,7 +14034,7 @@
       </w:lvl>
     </w:lvlOverride>
     <w:lvlOverride w:ilvl="4">
-      <w:lvl w:ilvl="4" w:tplc="5B2AB3F6">
+      <w:lvl w:ilvl="4" w:tplc="6284C418">
         <w:start w:val="1"/>
         <w:numFmt w:val="upperLetter"/>
         <w:lvlText w:val="%5."/>
@@ -14312,7 +14064,7 @@
       </w:lvl>
     </w:lvlOverride>
     <w:lvlOverride w:ilvl="5">
-      <w:lvl w:ilvl="5" w:tplc="50787E1A">
+      <w:lvl w:ilvl="5" w:tplc="4DB8047C">
         <w:start w:val="1"/>
         <w:numFmt w:val="lowerRoman"/>
         <w:lvlText w:val="%6."/>
@@ -14342,7 +14094,7 @@
       </w:lvl>
     </w:lvlOverride>
     <w:lvlOverride w:ilvl="6">
-      <w:lvl w:ilvl="6" w:tplc="0BB0D008">
+      <w:lvl w:ilvl="6" w:tplc="656C426C">
         <w:start w:val="1"/>
         <w:numFmt w:val="decimal"/>
         <w:lvlText w:val="%7."/>
@@ -14372,7 +14124,7 @@
       </w:lvl>
     </w:lvlOverride>
     <w:lvlOverride w:ilvl="7">
-      <w:lvl w:ilvl="7" w:tplc="63CCE342">
+      <w:lvl w:ilvl="7" w:tplc="BCEC60C8">
         <w:start w:val="1"/>
         <w:numFmt w:val="upperLetter"/>
         <w:lvlText w:val="%8."/>
@@ -14402,7 +14154,7 @@
       </w:lvl>
     </w:lvlOverride>
     <w:lvlOverride w:ilvl="8">
-      <w:lvl w:ilvl="8" w:tplc="E1644108">
+      <w:lvl w:ilvl="8" w:tplc="3FCCE170">
         <w:start w:val="1"/>
         <w:numFmt w:val="lowerRoman"/>
         <w:lvlText w:val="%9."/>
@@ -14453,7 +14205,7 @@
   <w:num w:numId="22" w16cid:durableId="673530876">
     <w:abstractNumId w:val="17"/>
     <w:lvlOverride w:ilvl="0">
-      <w:lvl w:ilvl="0" w:tplc="A9E6494A">
+      <w:lvl w:ilvl="0" w:tplc="C7E656A4">
         <w:start w:val="1"/>
         <w:numFmt w:val="bullet"/>
         <w:lvlText w:val="●"/>
@@ -14484,7 +14236,7 @@
       </w:lvl>
     </w:lvlOverride>
     <w:lvlOverride w:ilvl="1">
-      <w:lvl w:ilvl="1" w:tplc="1F16E154">
+      <w:lvl w:ilvl="1" w:tplc="35A2EC64">
         <w:start w:val="1"/>
         <w:numFmt w:val="bullet"/>
         <w:lvlText w:val="■"/>
@@ -14515,7 +14267,7 @@
       </w:lvl>
     </w:lvlOverride>
     <w:lvlOverride w:ilvl="2">
-      <w:lvl w:ilvl="2" w:tplc="06A89EC8">
+      <w:lvl w:ilvl="2" w:tplc="6C24217E">
         <w:start w:val="1"/>
         <w:numFmt w:val="bullet"/>
         <w:lvlText w:val="◆"/>
@@ -14546,7 +14298,7 @@
       </w:lvl>
     </w:lvlOverride>
     <w:lvlOverride w:ilvl="3">
-      <w:lvl w:ilvl="3" w:tplc="E18C5358">
+      <w:lvl w:ilvl="3" w:tplc="67606ABC">
         <w:start w:val="1"/>
         <w:numFmt w:val="bullet"/>
         <w:lvlText w:val="●"/>
@@ -14577,7 +14329,7 @@
       </w:lvl>
     </w:lvlOverride>
     <w:lvlOverride w:ilvl="4">
-      <w:lvl w:ilvl="4" w:tplc="D8F02E9A">
+      <w:lvl w:ilvl="4" w:tplc="1778AF06">
         <w:start w:val="1"/>
         <w:numFmt w:val="bullet"/>
         <w:lvlText w:val="■"/>
@@ -14608,7 +14360,7 @@
       </w:lvl>
     </w:lvlOverride>
     <w:lvlOverride w:ilvl="5">
-      <w:lvl w:ilvl="5" w:tplc="30A450C6">
+      <w:lvl w:ilvl="5" w:tplc="2CA63A3C">
         <w:start w:val="1"/>
         <w:numFmt w:val="bullet"/>
         <w:lvlText w:val="◆"/>
@@ -14639,7 +14391,7 @@
       </w:lvl>
     </w:lvlOverride>
     <w:lvlOverride w:ilvl="6">
-      <w:lvl w:ilvl="6" w:tplc="10E8F0D2">
+      <w:lvl w:ilvl="6" w:tplc="961074D8">
         <w:start w:val="1"/>
         <w:numFmt w:val="bullet"/>
         <w:lvlText w:val="●"/>
@@ -14670,7 +14422,7 @@
       </w:lvl>
     </w:lvlOverride>
     <w:lvlOverride w:ilvl="7">
-      <w:lvl w:ilvl="7" w:tplc="471438D2">
+      <w:lvl w:ilvl="7" w:tplc="18CCC08C">
         <w:start w:val="1"/>
         <w:numFmt w:val="bullet"/>
         <w:lvlText w:val="■"/>
@@ -14701,7 +14453,7 @@
       </w:lvl>
     </w:lvlOverride>
     <w:lvlOverride w:ilvl="8">
-      <w:lvl w:ilvl="8" w:tplc="2D348F80">
+      <w:lvl w:ilvl="8" w:tplc="3A52AFE4">
         <w:start w:val="1"/>
         <w:numFmt w:val="bullet"/>
         <w:lvlText w:val="◆"/>
